--- a/hangszoveg/lengyeltoti-en_hangszoveg.docx
+++ b/hangszoveg/lengyeltoti-en_hangszoveg.docx
@@ -1,46 +1,780 @@
 
 <file path=word/document.xml><?xml version="1.0" encoding="utf-8"?>
-<w:document xmlns:wpc="http://schemas.microsoft.com/office/word/2010/wordprocessingCanvas" xmlns:cx="http://schemas.microsoft.com/office/drawing/2014/chartex" xmlns:cx1="http://schemas.microsoft.com/office/drawing/2015/9/8/chartex" xmlns:cx2="http://schemas.microsoft.com/office/drawing/2015/10/21/chartex" xmlns:cx3="http://schemas.microsoft.com/office/drawing/2016/5/9/chartex" xmlns:cx4="http://schemas.microsoft.com/office/drawing/2016/5/10/chartex" xmlns:cx5="http://schemas.microsoft.com/office/drawing/2016/5/11/chartex" xmlns:cx6="http://schemas.microsoft.com/office/drawing/2016/5/12/chartex" xmlns:cx7="http://schemas.microsoft.com/office/drawing/2016/5/13/chartex" xmlns:cx8="http://schemas.microsoft.com/office/drawing/2016/5/14/chartex" xmlns:mc="http://schemas.openxmlformats.org/markup-compatibility/2006" xmlns:aink="http://schemas.microsoft.com/office/drawing/2016/ink" xmlns:am3d="http://schemas.microsoft.com/office/drawing/2017/model3d" xmlns:o="urn:schemas-microsoft-com:office:office" xmlns:oel="http://schemas.microsoft.com/office/2019/extlst" xmlns:r="http://schemas.openxmlformats.org/officeDocument/2006/relationships" xmlns:m="http://schemas.openxmlformats.org/officeDocument/2006/math" xmlns:v="urn:schemas-microsoft-com:vml" xmlns:wp14="http://schemas.microsoft.com/office/word/2010/wordprocessingDrawing" xmlns:wp="http://schemas.openxmlformats.org/drawingml/2006/wordprocessingDrawing" xmlns:w10="urn:schemas-microsoft-com:office:word" xmlns:w="http://schemas.openxmlformats.org/wordprocessingml/2006/main" xmlns:w14="http://schemas.microsoft.com/office/word/2010/wordml" xmlns:w15="http://schemas.microsoft.com/office/word/2012/wordml" xmlns:w16cex="http://schemas.microsoft.com/office/word/2018/wordml/cex" xmlns:w16cid="http://schemas.microsoft.com/office/word/2016/wordml/cid" xmlns:w16="http://schemas.microsoft.com/office/word/2018/wordml" xmlns:w16du="http://schemas.microsoft.com/office/word/2023/wordml/word16du" xmlns:w16sdtdh="http://schemas.microsoft.com/office/word/2020/wordml/sdtdatahash" xmlns:w16sdtfl="http://schemas.microsoft.com/office/word/2024/wordml/sdtformatlock" xmlns:w16se="http://schemas.microsoft.com/office/word/2015/wordml/symex" xmlns:wpg="http://schemas.microsoft.com/office/word/2010/wordprocessingGroup" xmlns:wpi="http://schemas.microsoft.com/office/word/2010/wordprocessingInk" xmlns:wne="http://schemas.microsoft.com/office/word/2006/wordml" xmlns:wps="http://schemas.microsoft.com/office/word/2010/wordprocessingShape" mc:Ignorable="w14 w15 w16se w16cid w16 w16cex w16sdtdh w16sdtfl w16du wp14">
+<w:document xmlns:wpc="http://schemas.microsoft.com/office/word/2010/wordprocessingCanvas" xmlns:cx="http://schemas.microsoft.com/office/drawing/2014/chartex" xmlns:mc="http://schemas.openxmlformats.org/markup-compatibility/2006" xmlns:o="urn:schemas-microsoft-com:office:office" xmlns:r="http://schemas.openxmlformats.org/officeDocument/2006/relationships" xmlns:m="http://schemas.openxmlformats.org/officeDocument/2006/math" xmlns:v="urn:schemas-microsoft-com:vml" xmlns:wp14="http://schemas.microsoft.com/office/word/2010/wordprocessingDrawing" xmlns:wp="http://schemas.openxmlformats.org/drawingml/2006/wordprocessingDrawing" xmlns:w10="urn:schemas-microsoft-com:office:word" xmlns:w="http://schemas.openxmlformats.org/wordprocessingml/2006/main" xmlns:w14="http://schemas.microsoft.com/office/word/2010/wordml" xmlns:w15="http://schemas.microsoft.com/office/word/2012/wordml" xmlns:w16se="http://schemas.microsoft.com/office/word/2015/wordml/symex" xmlns:wpg="http://schemas.microsoft.com/office/word/2010/wordprocessingGroup" xmlns:wpi="http://schemas.microsoft.com/office/word/2010/wordprocessingInk" xmlns:wne="http://schemas.microsoft.com/office/word/2006/wordml" xmlns:wps="http://schemas.microsoft.com/office/word/2010/wordprocessingShape" mc:Ignorable="w14 w15 w16se wp14">
   <w:body>
     <w:p>
-      <w:r>
-        <w:t>Landieltoodthi</w:t>
-      </w:r>
-      <w:r>
-        <w:t xml:space="preserve"> railway station serves the quiet small town in </w:t>
-      </w:r>
-      <w:r>
-        <w:t>Shomodgj</w:t>
-      </w:r>
-      <w:r>
-        <w:t xml:space="preserve"> County, which is primarily known for its orchards, vineyards, and peaceful environment.</w:t>
-      </w:r>
-      <w:r>
-        <w:br/>
-        <w:t>The station is located on the outskirts of the settlement, close to major transportation routes.</w:t>
-      </w:r>
-      <w:r>
-        <w:br/>
-        <w:t>Its train-receiving tracks facilitate the crossing of trains heading toward the southern shore of Lake Balaton and toward Kapos</w:t>
-      </w:r>
-      <w:r>
-        <w:t>h</w:t>
-      </w:r>
-      <w:r>
-        <w:t>vár.</w:t>
-      </w:r>
-      <w:r>
-        <w:br/>
-        <w:t>In addition to the traffic control office, there is also a waiting room, but no ticket office is in operation.</w:t>
-      </w:r>
-      <w:r>
-        <w:br/>
-        <w:t>The railway crossing is secured by a barrier that is manually operated.</w:t>
-      </w:r>
-      <w:r>
-        <w:br/>
-        <w:t>The surrounding area is characterized by orchards and small wine cellars, and the shores of Lake Balaton lie just a few kilometers from the station.</w:t>
-      </w:r>
+      <w:pPr>
+        <w:pStyle w:val="NormlWeb"/>
+      </w:pPr>
+      <w:r>
+        <w:t xml:space="preserve">Lengyeltóti </w:t>
+      </w:r>
+      <w:proofErr w:type="spellStart"/>
+      <w:r>
+        <w:t>railway</w:t>
+      </w:r>
+      <w:proofErr w:type="spellEnd"/>
+      <w:r>
+        <w:t xml:space="preserve"> </w:t>
+      </w:r>
+      <w:proofErr w:type="spellStart"/>
+      <w:r>
+        <w:t>station</w:t>
+      </w:r>
+      <w:proofErr w:type="spellEnd"/>
+      <w:r>
+        <w:t xml:space="preserve"> is </w:t>
+      </w:r>
+      <w:proofErr w:type="spellStart"/>
+      <w:r>
+        <w:t>located</w:t>
+      </w:r>
+      <w:proofErr w:type="spellEnd"/>
+      <w:r>
+        <w:t xml:space="preserve"> </w:t>
+      </w:r>
+      <w:proofErr w:type="spellStart"/>
+      <w:r>
+        <w:t>on</w:t>
+      </w:r>
+      <w:proofErr w:type="spellEnd"/>
+      <w:r>
+        <w:t xml:space="preserve"> </w:t>
+      </w:r>
+      <w:proofErr w:type="spellStart"/>
+      <w:r>
+        <w:t>railway</w:t>
+      </w:r>
+      <w:proofErr w:type="spellEnd"/>
+      <w:r>
+        <w:t xml:space="preserve"> line </w:t>
+      </w:r>
+      <w:proofErr w:type="spellStart"/>
+      <w:r>
+        <w:t>number</w:t>
+      </w:r>
+      <w:proofErr w:type="spellEnd"/>
+      <w:r>
+        <w:t xml:space="preserve"> </w:t>
+      </w:r>
+      <w:proofErr w:type="spellStart"/>
+      <w:r>
+        <w:t>thirty-six</w:t>
+      </w:r>
+      <w:proofErr w:type="spellEnd"/>
+      <w:r>
+        <w:t xml:space="preserve">, </w:t>
+      </w:r>
+      <w:proofErr w:type="spellStart"/>
+      <w:r>
+        <w:t>between</w:t>
+      </w:r>
+      <w:proofErr w:type="spellEnd"/>
+      <w:r>
+        <w:t xml:space="preserve"> Kaposvár and Fonyód. </w:t>
+      </w:r>
+      <w:proofErr w:type="spellStart"/>
+      <w:r>
+        <w:t>This</w:t>
+      </w:r>
+      <w:proofErr w:type="spellEnd"/>
+      <w:r>
+        <w:t xml:space="preserve"> is a </w:t>
+      </w:r>
+      <w:proofErr w:type="spellStart"/>
+      <w:r>
+        <w:t>single-track</w:t>
+      </w:r>
+      <w:proofErr w:type="spellEnd"/>
+      <w:r>
+        <w:t>, non-</w:t>
+      </w:r>
+      <w:proofErr w:type="spellStart"/>
+      <w:r>
+        <w:t>electrified</w:t>
+      </w:r>
+      <w:proofErr w:type="spellEnd"/>
+      <w:r>
+        <w:t xml:space="preserve"> line </w:t>
+      </w:r>
+      <w:proofErr w:type="spellStart"/>
+      <w:r>
+        <w:t>where</w:t>
+      </w:r>
+      <w:proofErr w:type="spellEnd"/>
+      <w:r>
+        <w:t xml:space="preserve"> </w:t>
+      </w:r>
+      <w:proofErr w:type="spellStart"/>
+      <w:r>
+        <w:t>the</w:t>
+      </w:r>
+      <w:proofErr w:type="spellEnd"/>
+      <w:r>
+        <w:t xml:space="preserve"> </w:t>
+      </w:r>
+      <w:proofErr w:type="spellStart"/>
+      <w:r>
+        <w:t>station</w:t>
+      </w:r>
+      <w:proofErr w:type="spellEnd"/>
+      <w:r>
+        <w:t xml:space="preserve"> </w:t>
+      </w:r>
+      <w:proofErr w:type="spellStart"/>
+      <w:r>
+        <w:t>operates</w:t>
+      </w:r>
+      <w:proofErr w:type="spellEnd"/>
+      <w:r>
+        <w:t xml:space="preserve"> </w:t>
+      </w:r>
+      <w:proofErr w:type="spellStart"/>
+      <w:r>
+        <w:t>as</w:t>
+      </w:r>
+      <w:proofErr w:type="spellEnd"/>
+      <w:r>
+        <w:t xml:space="preserve"> an </w:t>
+      </w:r>
+      <w:proofErr w:type="spellStart"/>
+      <w:r>
+        <w:t>intermediate</w:t>
+      </w:r>
+      <w:proofErr w:type="spellEnd"/>
+      <w:r>
+        <w:t xml:space="preserve"> </w:t>
+      </w:r>
+      <w:proofErr w:type="spellStart"/>
+      <w:r>
+        <w:t>station</w:t>
+      </w:r>
+      <w:proofErr w:type="spellEnd"/>
+      <w:r>
+        <w:t xml:space="preserve">. The </w:t>
+      </w:r>
+      <w:proofErr w:type="spellStart"/>
+      <w:r>
+        <w:t>facility</w:t>
+      </w:r>
+      <w:proofErr w:type="spellEnd"/>
+      <w:r>
+        <w:t xml:space="preserve"> is </w:t>
+      </w:r>
+      <w:proofErr w:type="spellStart"/>
+      <w:r>
+        <w:t>situated</w:t>
+      </w:r>
+      <w:proofErr w:type="spellEnd"/>
+      <w:r>
+        <w:t xml:space="preserve"> </w:t>
+      </w:r>
+      <w:proofErr w:type="spellStart"/>
+      <w:r>
+        <w:t>between</w:t>
+      </w:r>
+      <w:proofErr w:type="spellEnd"/>
+      <w:r>
+        <w:t xml:space="preserve"> </w:t>
+      </w:r>
+      <w:proofErr w:type="spellStart"/>
+      <w:r>
+        <w:t>the</w:t>
+      </w:r>
+      <w:proofErr w:type="spellEnd"/>
+      <w:r>
+        <w:t xml:space="preserve"> </w:t>
+      </w:r>
+      <w:proofErr w:type="spellStart"/>
+      <w:r>
+        <w:t>neighboring</w:t>
+      </w:r>
+      <w:proofErr w:type="spellEnd"/>
+      <w:r>
+        <w:t xml:space="preserve"> </w:t>
+      </w:r>
+      <w:proofErr w:type="spellStart"/>
+      <w:r>
+        <w:t>stations</w:t>
+      </w:r>
+      <w:proofErr w:type="spellEnd"/>
+      <w:r>
+        <w:t xml:space="preserve"> of Osztopán and Fonyód.</w:t>
+      </w:r>
+    </w:p>
+    <w:p>
+      <w:pPr>
+        <w:pStyle w:val="NormlWeb"/>
+      </w:pPr>
+      <w:proofErr w:type="spellStart"/>
+      <w:r>
+        <w:t>There</w:t>
+      </w:r>
+      <w:proofErr w:type="spellEnd"/>
+      <w:r>
+        <w:t xml:space="preserve"> </w:t>
+      </w:r>
+      <w:proofErr w:type="spellStart"/>
+      <w:r>
+        <w:t>are</w:t>
+      </w:r>
+      <w:proofErr w:type="spellEnd"/>
+      <w:r>
+        <w:t xml:space="preserve"> a </w:t>
+      </w:r>
+      <w:proofErr w:type="spellStart"/>
+      <w:r>
+        <w:t>total</w:t>
+      </w:r>
+      <w:proofErr w:type="spellEnd"/>
+      <w:r>
+        <w:t xml:space="preserve"> of </w:t>
+      </w:r>
+      <w:proofErr w:type="spellStart"/>
+      <w:r>
+        <w:t>three</w:t>
+      </w:r>
+      <w:proofErr w:type="spellEnd"/>
+      <w:r>
+        <w:t xml:space="preserve"> </w:t>
+      </w:r>
+      <w:proofErr w:type="spellStart"/>
+      <w:r>
+        <w:t>tracks</w:t>
+      </w:r>
+      <w:proofErr w:type="spellEnd"/>
+      <w:r>
+        <w:t xml:space="preserve"> </w:t>
+      </w:r>
+      <w:proofErr w:type="spellStart"/>
+      <w:r>
+        <w:t>at</w:t>
+      </w:r>
+      <w:proofErr w:type="spellEnd"/>
+      <w:r>
+        <w:t xml:space="preserve"> </w:t>
+      </w:r>
+      <w:proofErr w:type="spellStart"/>
+      <w:r>
+        <w:t>the</w:t>
+      </w:r>
+      <w:proofErr w:type="spellEnd"/>
+      <w:r>
+        <w:t xml:space="preserve"> </w:t>
+      </w:r>
+      <w:proofErr w:type="spellStart"/>
+      <w:r>
+        <w:t>station</w:t>
+      </w:r>
+      <w:proofErr w:type="spellEnd"/>
+      <w:r>
+        <w:t xml:space="preserve">. </w:t>
+      </w:r>
+      <w:proofErr w:type="spellStart"/>
+      <w:r>
+        <w:t>Traffic</w:t>
+      </w:r>
+      <w:proofErr w:type="spellEnd"/>
+      <w:r>
+        <w:t xml:space="preserve"> is </w:t>
+      </w:r>
+      <w:proofErr w:type="spellStart"/>
+      <w:r>
+        <w:t>handled</w:t>
+      </w:r>
+      <w:proofErr w:type="spellEnd"/>
+      <w:r>
+        <w:t xml:space="preserve"> </w:t>
+      </w:r>
+      <w:proofErr w:type="spellStart"/>
+      <w:r>
+        <w:t>on</w:t>
+      </w:r>
+      <w:proofErr w:type="spellEnd"/>
+      <w:r>
+        <w:t xml:space="preserve"> </w:t>
+      </w:r>
+      <w:proofErr w:type="spellStart"/>
+      <w:r>
+        <w:t>the</w:t>
+      </w:r>
+      <w:proofErr w:type="spellEnd"/>
+      <w:r>
+        <w:t xml:space="preserve"> </w:t>
+      </w:r>
+      <w:proofErr w:type="spellStart"/>
+      <w:r>
+        <w:t>second</w:t>
+      </w:r>
+      <w:proofErr w:type="spellEnd"/>
+      <w:r>
+        <w:t xml:space="preserve"> and </w:t>
+      </w:r>
+      <w:proofErr w:type="spellStart"/>
+      <w:r>
+        <w:t>third</w:t>
+      </w:r>
+      <w:proofErr w:type="spellEnd"/>
+      <w:r>
+        <w:t xml:space="preserve"> </w:t>
+      </w:r>
+      <w:proofErr w:type="spellStart"/>
+      <w:r>
+        <w:t>tracks</w:t>
+      </w:r>
+      <w:proofErr w:type="spellEnd"/>
+      <w:r>
+        <w:t xml:space="preserve">, </w:t>
+      </w:r>
+      <w:proofErr w:type="spellStart"/>
+      <w:r>
+        <w:t>which</w:t>
+      </w:r>
+      <w:proofErr w:type="spellEnd"/>
+      <w:r>
+        <w:t xml:space="preserve"> </w:t>
+      </w:r>
+      <w:proofErr w:type="spellStart"/>
+      <w:r>
+        <w:t>are</w:t>
+      </w:r>
+      <w:proofErr w:type="spellEnd"/>
+      <w:r>
+        <w:t xml:space="preserve"> main </w:t>
+      </w:r>
+      <w:proofErr w:type="spellStart"/>
+      <w:r>
+        <w:t>tracks</w:t>
+      </w:r>
+      <w:proofErr w:type="spellEnd"/>
+      <w:r>
+        <w:t xml:space="preserve"> </w:t>
+      </w:r>
+      <w:proofErr w:type="spellStart"/>
+      <w:r>
+        <w:t>for</w:t>
+      </w:r>
+      <w:proofErr w:type="spellEnd"/>
+      <w:r>
+        <w:t xml:space="preserve"> </w:t>
+      </w:r>
+      <w:proofErr w:type="spellStart"/>
+      <w:r>
+        <w:t>receiving</w:t>
+      </w:r>
+      <w:proofErr w:type="spellEnd"/>
+      <w:r>
+        <w:t xml:space="preserve"> and </w:t>
+      </w:r>
+      <w:proofErr w:type="spellStart"/>
+      <w:r>
+        <w:t>dispatching</w:t>
+      </w:r>
+      <w:proofErr w:type="spellEnd"/>
+      <w:r>
+        <w:t xml:space="preserve"> </w:t>
+      </w:r>
+      <w:proofErr w:type="spellStart"/>
+      <w:r>
+        <w:t>trains</w:t>
+      </w:r>
+      <w:proofErr w:type="spellEnd"/>
+      <w:r>
+        <w:t xml:space="preserve">, </w:t>
+      </w:r>
+      <w:proofErr w:type="spellStart"/>
+      <w:r>
+        <w:t>so</w:t>
+      </w:r>
+      <w:proofErr w:type="spellEnd"/>
+      <w:r>
+        <w:t xml:space="preserve"> </w:t>
+      </w:r>
+      <w:proofErr w:type="spellStart"/>
+      <w:r>
+        <w:t>train</w:t>
+      </w:r>
+      <w:proofErr w:type="spellEnd"/>
+      <w:r>
+        <w:t xml:space="preserve"> </w:t>
+      </w:r>
+      <w:proofErr w:type="spellStart"/>
+      <w:r>
+        <w:t>crossings</w:t>
+      </w:r>
+      <w:proofErr w:type="spellEnd"/>
+      <w:r>
+        <w:t xml:space="preserve"> </w:t>
+      </w:r>
+      <w:proofErr w:type="spellStart"/>
+      <w:r>
+        <w:t>take</w:t>
+      </w:r>
+      <w:proofErr w:type="spellEnd"/>
+      <w:r>
+        <w:t xml:space="preserve"> </w:t>
+      </w:r>
+      <w:proofErr w:type="spellStart"/>
+      <w:r>
+        <w:t>place</w:t>
+      </w:r>
+      <w:proofErr w:type="spellEnd"/>
+      <w:r>
+        <w:t xml:space="preserve"> here. The </w:t>
+      </w:r>
+      <w:proofErr w:type="spellStart"/>
+      <w:r>
+        <w:t>first</w:t>
+      </w:r>
+      <w:proofErr w:type="spellEnd"/>
+      <w:r>
+        <w:t xml:space="preserve"> </w:t>
+      </w:r>
+      <w:proofErr w:type="spellStart"/>
+      <w:r>
+        <w:t>track</w:t>
+      </w:r>
+      <w:proofErr w:type="spellEnd"/>
+      <w:r>
+        <w:t xml:space="preserve"> has </w:t>
+      </w:r>
+      <w:proofErr w:type="spellStart"/>
+      <w:r>
+        <w:t>been</w:t>
+      </w:r>
+      <w:proofErr w:type="spellEnd"/>
+      <w:r>
+        <w:t xml:space="preserve"> </w:t>
+      </w:r>
+      <w:proofErr w:type="spellStart"/>
+      <w:r>
+        <w:t>excluded</w:t>
+      </w:r>
+      <w:proofErr w:type="spellEnd"/>
+      <w:r>
+        <w:t xml:space="preserve"> </w:t>
+      </w:r>
+      <w:proofErr w:type="spellStart"/>
+      <w:r>
+        <w:t>from</w:t>
+      </w:r>
+      <w:proofErr w:type="spellEnd"/>
+      <w:r>
+        <w:t xml:space="preserve"> </w:t>
+      </w:r>
+      <w:proofErr w:type="spellStart"/>
+      <w:r>
+        <w:t>traffic</w:t>
+      </w:r>
+      <w:proofErr w:type="spellEnd"/>
+      <w:r>
+        <w:t xml:space="preserve">. </w:t>
+      </w:r>
+      <w:proofErr w:type="spellStart"/>
+      <w:r>
+        <w:t>Passenger</w:t>
+      </w:r>
+      <w:proofErr w:type="spellEnd"/>
+      <w:r>
+        <w:t xml:space="preserve"> </w:t>
+      </w:r>
+      <w:proofErr w:type="spellStart"/>
+      <w:r>
+        <w:t>comfort</w:t>
+      </w:r>
+      <w:proofErr w:type="spellEnd"/>
+      <w:r>
+        <w:t xml:space="preserve"> is </w:t>
+      </w:r>
+      <w:proofErr w:type="spellStart"/>
+      <w:r>
+        <w:t>served</w:t>
+      </w:r>
+      <w:proofErr w:type="spellEnd"/>
+      <w:r>
+        <w:t xml:space="preserve"> </w:t>
+      </w:r>
+      <w:proofErr w:type="spellStart"/>
+      <w:r>
+        <w:t>by</w:t>
+      </w:r>
+      <w:proofErr w:type="spellEnd"/>
+      <w:r>
+        <w:t xml:space="preserve"> </w:t>
+      </w:r>
+      <w:proofErr w:type="spellStart"/>
+      <w:r>
+        <w:t>platforms</w:t>
+      </w:r>
+      <w:proofErr w:type="spellEnd"/>
+      <w:r>
+        <w:t xml:space="preserve"> </w:t>
+      </w:r>
+      <w:proofErr w:type="spellStart"/>
+      <w:r>
+        <w:t>paved</w:t>
+      </w:r>
+      <w:proofErr w:type="spellEnd"/>
+      <w:r>
+        <w:t xml:space="preserve"> </w:t>
+      </w:r>
+      <w:proofErr w:type="spellStart"/>
+      <w:r>
+        <w:t>with</w:t>
+      </w:r>
+      <w:proofErr w:type="spellEnd"/>
+      <w:r>
+        <w:t xml:space="preserve"> </w:t>
+      </w:r>
+      <w:proofErr w:type="spellStart"/>
+      <w:r>
+        <w:t>paving</w:t>
+      </w:r>
+      <w:proofErr w:type="spellEnd"/>
+      <w:r>
+        <w:t xml:space="preserve"> </w:t>
+      </w:r>
+      <w:proofErr w:type="spellStart"/>
+      <w:r>
+        <w:t>stones</w:t>
+      </w:r>
+      <w:proofErr w:type="spellEnd"/>
+      <w:r>
+        <w:t xml:space="preserve">. </w:t>
+      </w:r>
+      <w:proofErr w:type="spellStart"/>
+      <w:r>
+        <w:t>Safe</w:t>
+      </w:r>
+      <w:proofErr w:type="spellEnd"/>
+      <w:r>
+        <w:t xml:space="preserve"> </w:t>
+      </w:r>
+      <w:proofErr w:type="spellStart"/>
+      <w:r>
+        <w:t>crossing</w:t>
+      </w:r>
+      <w:proofErr w:type="spellEnd"/>
+      <w:r>
+        <w:t xml:space="preserve"> </w:t>
+      </w:r>
+      <w:proofErr w:type="spellStart"/>
+      <w:r>
+        <w:t>between</w:t>
+      </w:r>
+      <w:proofErr w:type="spellEnd"/>
+      <w:r>
+        <w:t xml:space="preserve"> </w:t>
+      </w:r>
+      <w:proofErr w:type="spellStart"/>
+      <w:r>
+        <w:t>the</w:t>
+      </w:r>
+      <w:proofErr w:type="spellEnd"/>
+      <w:r>
+        <w:t xml:space="preserve"> </w:t>
+      </w:r>
+      <w:proofErr w:type="spellStart"/>
+      <w:r>
+        <w:t>tracks</w:t>
+      </w:r>
+      <w:proofErr w:type="spellEnd"/>
+      <w:r>
+        <w:t xml:space="preserve"> is </w:t>
+      </w:r>
+      <w:proofErr w:type="spellStart"/>
+      <w:r>
+        <w:t>ensured</w:t>
+      </w:r>
+      <w:proofErr w:type="spellEnd"/>
+      <w:r>
+        <w:t xml:space="preserve"> </w:t>
+      </w:r>
+      <w:proofErr w:type="spellStart"/>
+      <w:r>
+        <w:t>by</w:t>
+      </w:r>
+      <w:proofErr w:type="spellEnd"/>
+      <w:r>
+        <w:t xml:space="preserve"> a </w:t>
+      </w:r>
+      <w:proofErr w:type="spellStart"/>
+      <w:r>
+        <w:t>special</w:t>
+      </w:r>
+      <w:proofErr w:type="spellEnd"/>
+      <w:r>
+        <w:t xml:space="preserve"> </w:t>
+      </w:r>
+      <w:proofErr w:type="spellStart"/>
+      <w:r>
+        <w:t>Pede-Strail</w:t>
+      </w:r>
+      <w:proofErr w:type="spellEnd"/>
+      <w:r>
+        <w:t xml:space="preserve"> </w:t>
+      </w:r>
+      <w:proofErr w:type="spellStart"/>
+      <w:r>
+        <w:t>rubber-element</w:t>
+      </w:r>
+      <w:proofErr w:type="spellEnd"/>
+      <w:r>
+        <w:t xml:space="preserve"> </w:t>
+      </w:r>
+      <w:proofErr w:type="spellStart"/>
+      <w:r>
+        <w:t>crossing</w:t>
+      </w:r>
+      <w:proofErr w:type="spellEnd"/>
+      <w:r>
+        <w:t xml:space="preserve"> </w:t>
+      </w:r>
+      <w:proofErr w:type="spellStart"/>
+      <w:r>
+        <w:t>at</w:t>
+      </w:r>
+      <w:proofErr w:type="spellEnd"/>
+      <w:r>
+        <w:t xml:space="preserve"> </w:t>
+      </w:r>
+      <w:proofErr w:type="spellStart"/>
+      <w:r>
+        <w:t>the</w:t>
+      </w:r>
+      <w:proofErr w:type="spellEnd"/>
+      <w:r>
+        <w:t xml:space="preserve"> </w:t>
+      </w:r>
+      <w:proofErr w:type="spellStart"/>
+      <w:r>
+        <w:t>corner</w:t>
+      </w:r>
+      <w:proofErr w:type="spellEnd"/>
+      <w:r>
+        <w:t xml:space="preserve"> of </w:t>
+      </w:r>
+      <w:proofErr w:type="spellStart"/>
+      <w:r>
+        <w:t>the</w:t>
+      </w:r>
+      <w:proofErr w:type="spellEnd"/>
+      <w:r>
+        <w:t xml:space="preserve"> </w:t>
+      </w:r>
+      <w:proofErr w:type="spellStart"/>
+      <w:r>
+        <w:t>station</w:t>
+      </w:r>
+      <w:proofErr w:type="spellEnd"/>
+      <w:r>
+        <w:t xml:space="preserve"> building.</w:t>
+      </w:r>
+    </w:p>
+    <w:p>
+      <w:pPr>
+        <w:pStyle w:val="NormlWeb"/>
+      </w:pPr>
+      <w:proofErr w:type="spellStart"/>
+      <w:r>
+        <w:t>Light</w:t>
+      </w:r>
+      <w:proofErr w:type="spellEnd"/>
+      <w:r>
+        <w:t xml:space="preserve"> </w:t>
+      </w:r>
+      <w:proofErr w:type="spellStart"/>
+      <w:r>
+        <w:t>signals</w:t>
+      </w:r>
+      <w:proofErr w:type="spellEnd"/>
+      <w:r>
+        <w:t xml:space="preserve"> and a </w:t>
+      </w:r>
+      <w:proofErr w:type="spellStart"/>
+      <w:r>
+        <w:t>Domino-system</w:t>
+      </w:r>
+      <w:proofErr w:type="spellEnd"/>
+      <w:r>
+        <w:t xml:space="preserve"> </w:t>
+      </w:r>
+      <w:proofErr w:type="spellStart"/>
+      <w:r>
+        <w:t>interlocking</w:t>
+      </w:r>
+      <w:proofErr w:type="spellEnd"/>
+      <w:r>
+        <w:t xml:space="preserve"> </w:t>
+      </w:r>
+      <w:proofErr w:type="spellStart"/>
+      <w:r>
+        <w:t>device</w:t>
+      </w:r>
+      <w:proofErr w:type="spellEnd"/>
+      <w:r>
+        <w:t xml:space="preserve"> </w:t>
+      </w:r>
+      <w:proofErr w:type="spellStart"/>
+      <w:r>
+        <w:t>are</w:t>
+      </w:r>
+      <w:proofErr w:type="spellEnd"/>
+      <w:r>
+        <w:t xml:space="preserve"> </w:t>
+      </w:r>
+      <w:proofErr w:type="spellStart"/>
+      <w:r>
+        <w:t>responsible</w:t>
+      </w:r>
+      <w:proofErr w:type="spellEnd"/>
+      <w:r>
+        <w:t xml:space="preserve"> </w:t>
+      </w:r>
+      <w:proofErr w:type="spellStart"/>
+      <w:r>
+        <w:t>for</w:t>
+      </w:r>
+      <w:proofErr w:type="spellEnd"/>
+      <w:r>
+        <w:t xml:space="preserve"> </w:t>
+      </w:r>
+      <w:proofErr w:type="spellStart"/>
+      <w:r>
+        <w:t>the</w:t>
+      </w:r>
+      <w:proofErr w:type="spellEnd"/>
+      <w:r>
+        <w:t xml:space="preserve"> </w:t>
+      </w:r>
+      <w:proofErr w:type="spellStart"/>
+      <w:r>
+        <w:t>safety</w:t>
+      </w:r>
+      <w:proofErr w:type="spellEnd"/>
+      <w:r>
+        <w:t xml:space="preserve"> of </w:t>
+      </w:r>
+      <w:proofErr w:type="spellStart"/>
+      <w:r>
+        <w:t>railway</w:t>
+      </w:r>
+      <w:proofErr w:type="spellEnd"/>
+      <w:r>
+        <w:t xml:space="preserve"> </w:t>
+      </w:r>
+      <w:proofErr w:type="spellStart"/>
+      <w:r>
+        <w:t>traffic</w:t>
+      </w:r>
+      <w:proofErr w:type="spellEnd"/>
+      <w:r>
+        <w:t>.</w:t>
+      </w:r>
+    </w:p>
+    <w:p>
+      <w:bookmarkStart w:id="0" w:name="_GoBack"/>
+      <w:bookmarkEnd w:id="0"/>
     </w:p>
     <w:sectPr>
       <w:pgSz w:w="11906" w:h="16838"/>
@@ -53,7 +787,7 @@
 </file>
 
 <file path=word/styles.xml><?xml version="1.0" encoding="utf-8"?>
-<w:styles xmlns:mc="http://schemas.openxmlformats.org/markup-compatibility/2006" xmlns:r="http://schemas.openxmlformats.org/officeDocument/2006/relationships" xmlns:w="http://schemas.openxmlformats.org/wordprocessingml/2006/main" xmlns:w14="http://schemas.microsoft.com/office/word/2010/wordml" xmlns:w15="http://schemas.microsoft.com/office/word/2012/wordml" xmlns:w16cex="http://schemas.microsoft.com/office/word/2018/wordml/cex" xmlns:w16cid="http://schemas.microsoft.com/office/word/2016/wordml/cid" xmlns:w16="http://schemas.microsoft.com/office/word/2018/wordml" xmlns:w16du="http://schemas.microsoft.com/office/word/2023/wordml/word16du" xmlns:w16sdtdh="http://schemas.microsoft.com/office/word/2020/wordml/sdtdatahash" xmlns:w16sdtfl="http://schemas.microsoft.com/office/word/2024/wordml/sdtformatlock" xmlns:w16se="http://schemas.microsoft.com/office/word/2015/wordml/symex" mc:Ignorable="w14 w15 w16se w16cid w16 w16cex w16sdtdh w16sdtfl w16du">
+<w:styles xmlns:mc="http://schemas.openxmlformats.org/markup-compatibility/2006" xmlns:r="http://schemas.openxmlformats.org/officeDocument/2006/relationships" xmlns:w="http://schemas.openxmlformats.org/wordprocessingml/2006/main" xmlns:w14="http://schemas.microsoft.com/office/word/2010/wordml" xmlns:w15="http://schemas.microsoft.com/office/word/2012/wordml" xmlns:w16se="http://schemas.microsoft.com/office/word/2015/wordml/symex" mc:Ignorable="w14 w15 w16se">
   <w:docDefaults>
     <w:rPrDefault>
       <w:rPr>
@@ -71,7 +805,7 @@
       </w:pPr>
     </w:pPrDefault>
   </w:docDefaults>
-  <w:latentStyles w:defLockedState="0" w:defUIPriority="99" w:defSemiHidden="0" w:defUnhideWhenUsed="0" w:defQFormat="0" w:count="376">
+  <w:latentStyles w:defLockedState="0" w:defUIPriority="99" w:defSemiHidden="0" w:defUnhideWhenUsed="0" w:defQFormat="0" w:count="371">
     <w:lsdException w:name="Normal" w:uiPriority="0" w:qFormat="1"/>
     <w:lsdException w:name="heading 1" w:uiPriority="9" w:qFormat="1"/>
     <w:lsdException w:name="heading 2" w:semiHidden="1" w:uiPriority="9" w:unhideWhenUsed="1" w:qFormat="1"/>
@@ -443,11 +1177,6 @@
     <w:lsdException w:name="List Table 5 Dark Accent 6" w:uiPriority="50"/>
     <w:lsdException w:name="List Table 6 Colorful Accent 6" w:uiPriority="51"/>
     <w:lsdException w:name="List Table 7 Colorful Accent 6" w:uiPriority="52"/>
-    <w:lsdException w:name="Mention" w:semiHidden="1" w:unhideWhenUsed="1"/>
-    <w:lsdException w:name="Smart Hyperlink" w:semiHidden="1" w:unhideWhenUsed="1"/>
-    <w:lsdException w:name="Hashtag" w:semiHidden="1" w:unhideWhenUsed="1"/>
-    <w:lsdException w:name="Unresolved Mention" w:semiHidden="1" w:unhideWhenUsed="1"/>
-    <w:lsdException w:name="Smart Link" w:semiHidden="1" w:unhideWhenUsed="1"/>
   </w:latentStyles>
   <w:style w:type="paragraph" w:default="1" w:styleId="Norml">
     <w:name w:val="Normal"/>
@@ -967,6 +1696,25 @@
       <w:smallCaps/>
       <w:color w:val="0F4761" w:themeColor="accent1" w:themeShade="BF"/>
       <w:spacing w:val="5"/>
+    </w:rPr>
+  </w:style>
+  <w:style w:type="paragraph" w:styleId="NormlWeb">
+    <w:name w:val="Normal (Web)"/>
+    <w:basedOn w:val="Norml"/>
+    <w:uiPriority w:val="99"/>
+    <w:semiHidden/>
+    <w:unhideWhenUsed/>
+    <w:rsid w:val="001B7072"/>
+    <w:pPr>
+      <w:spacing w:before="100" w:beforeAutospacing="1" w:after="100" w:afterAutospacing="1" w:line="240" w:lineRule="auto"/>
+    </w:pPr>
+    <w:rPr>
+      <w:rFonts w:ascii="Times New Roman" w:eastAsia="Times New Roman" w:hAnsi="Times New Roman" w:cs="Times New Roman"/>
+      <w:kern w:val="0"/>
+      <w:sz w:val="24"/>
+      <w:szCs w:val="24"/>
+      <w:lang w:eastAsia="hu-HU"/>
+      <w14:ligatures w14:val="none"/>
     </w:rPr>
   </w:style>
 </w:styles>

--- a/hangszoveg/lengyeltoti-en_hangszoveg.docx
+++ b/hangszoveg/lengyeltoti-en_hangszoveg.docx
@@ -1,13 +1,18 @@
 
 <file path=word/document.xml><?xml version="1.0" encoding="utf-8"?>
-<w:document xmlns:wpc="http://schemas.microsoft.com/office/word/2010/wordprocessingCanvas" xmlns:cx="http://schemas.microsoft.com/office/drawing/2014/chartex" xmlns:mc="http://schemas.openxmlformats.org/markup-compatibility/2006" xmlns:o="urn:schemas-microsoft-com:office:office" xmlns:r="http://schemas.openxmlformats.org/officeDocument/2006/relationships" xmlns:m="http://schemas.openxmlformats.org/officeDocument/2006/math" xmlns:v="urn:schemas-microsoft-com:vml" xmlns:wp14="http://schemas.microsoft.com/office/word/2010/wordprocessingDrawing" xmlns:wp="http://schemas.openxmlformats.org/drawingml/2006/wordprocessingDrawing" xmlns:w10="urn:schemas-microsoft-com:office:word" xmlns:w="http://schemas.openxmlformats.org/wordprocessingml/2006/main" xmlns:w14="http://schemas.microsoft.com/office/word/2010/wordml" xmlns:w15="http://schemas.microsoft.com/office/word/2012/wordml" xmlns:w16se="http://schemas.microsoft.com/office/word/2015/wordml/symex" xmlns:wpg="http://schemas.microsoft.com/office/word/2010/wordprocessingGroup" xmlns:wpi="http://schemas.microsoft.com/office/word/2010/wordprocessingInk" xmlns:wne="http://schemas.microsoft.com/office/word/2006/wordml" xmlns:wps="http://schemas.microsoft.com/office/word/2010/wordprocessingShape" mc:Ignorable="w14 w15 w16se wp14">
+<w:document xmlns:wpc="http://schemas.microsoft.com/office/word/2010/wordprocessingCanvas" xmlns:cx="http://schemas.microsoft.com/office/drawing/2014/chartex" xmlns:cx1="http://schemas.microsoft.com/office/drawing/2015/9/8/chartex" xmlns:cx2="http://schemas.microsoft.com/office/drawing/2015/10/21/chartex" xmlns:cx3="http://schemas.microsoft.com/office/drawing/2016/5/9/chartex" xmlns:cx4="http://schemas.microsoft.com/office/drawing/2016/5/10/chartex" xmlns:cx5="http://schemas.microsoft.com/office/drawing/2016/5/11/chartex" xmlns:cx6="http://schemas.microsoft.com/office/drawing/2016/5/12/chartex" xmlns:cx7="http://schemas.microsoft.com/office/drawing/2016/5/13/chartex" xmlns:cx8="http://schemas.microsoft.com/office/drawing/2016/5/14/chartex" xmlns:mc="http://schemas.openxmlformats.org/markup-compatibility/2006" xmlns:aink="http://schemas.microsoft.com/office/drawing/2016/ink" xmlns:am3d="http://schemas.microsoft.com/office/drawing/2017/model3d" xmlns:o="urn:schemas-microsoft-com:office:office" xmlns:oel="http://schemas.microsoft.com/office/2019/extlst" xmlns:r="http://schemas.openxmlformats.org/officeDocument/2006/relationships" xmlns:m="http://schemas.openxmlformats.org/officeDocument/2006/math" xmlns:v="urn:schemas-microsoft-com:vml" xmlns:wp14="http://schemas.microsoft.com/office/word/2010/wordprocessingDrawing" xmlns:wp="http://schemas.openxmlformats.org/drawingml/2006/wordprocessingDrawing" xmlns:w10="urn:schemas-microsoft-com:office:word" xmlns:w="http://schemas.openxmlformats.org/wordprocessingml/2006/main" xmlns:w14="http://schemas.microsoft.com/office/word/2010/wordml" xmlns:w15="http://schemas.microsoft.com/office/word/2012/wordml" xmlns:w16cex="http://schemas.microsoft.com/office/word/2018/wordml/cex" xmlns:w16cid="http://schemas.microsoft.com/office/word/2016/wordml/cid" xmlns:w16="http://schemas.microsoft.com/office/word/2018/wordml" xmlns:w16du="http://schemas.microsoft.com/office/word/2023/wordml/word16du" xmlns:w16sdtdh="http://schemas.microsoft.com/office/word/2020/wordml/sdtdatahash" xmlns:w16sdtfl="http://schemas.microsoft.com/office/word/2024/wordml/sdtformatlock" xmlns:w16se="http://schemas.microsoft.com/office/word/2015/wordml/symex" xmlns:wpg="http://schemas.microsoft.com/office/word/2010/wordprocessingGroup" xmlns:wpi="http://schemas.microsoft.com/office/word/2010/wordprocessingInk" xmlns:wne="http://schemas.microsoft.com/office/word/2006/wordml" xmlns:wps="http://schemas.microsoft.com/office/word/2010/wordprocessingShape" mc:Ignorable="w14 w15 w16se w16cid w16 w16cex w16sdtdh w16sdtfl w16du wp14">
   <w:body>
     <w:p>
       <w:pPr>
         <w:pStyle w:val="NormlWeb"/>
       </w:pPr>
-      <w:r>
-        <w:t xml:space="preserve">Lengyeltóti </w:t>
+      <w:proofErr w:type="spellStart"/>
+      <w:r>
+        <w:t>Landieltoodthi</w:t>
+      </w:r>
+      <w:proofErr w:type="spellEnd"/>
+      <w:r>
+        <w:t xml:space="preserve"> </w:t>
       </w:r>
       <w:proofErr w:type="spellStart"/>
       <w:r>
@@ -71,7 +76,29 @@
       </w:r>
       <w:proofErr w:type="spellEnd"/>
       <w:r>
-        <w:t xml:space="preserve"> Kaposvár and Fonyód. </w:t>
+        <w:t xml:space="preserve"> </w:t>
+      </w:r>
+      <w:proofErr w:type="spellStart"/>
+      <w:r>
+        <w:t>Kapos</w:t>
+      </w:r>
+      <w:r>
+        <w:t>hva</w:t>
+      </w:r>
+      <w:r>
+        <w:t>r</w:t>
+      </w:r>
+      <w:proofErr w:type="spellEnd"/>
+      <w:r>
+        <w:t xml:space="preserve"> and </w:t>
+      </w:r>
+      <w:proofErr w:type="spellStart"/>
+      <w:r>
+        <w:t>Fonyoad</w:t>
+      </w:r>
+      <w:proofErr w:type="spellEnd"/>
+      <w:r>
+        <w:t xml:space="preserve">. </w:t>
       </w:r>
       <w:proofErr w:type="spellStart"/>
       <w:r>
@@ -772,10 +799,7 @@
         <w:t>.</w:t>
       </w:r>
     </w:p>
-    <w:p>
-      <w:bookmarkStart w:id="0" w:name="_GoBack"/>
-      <w:bookmarkEnd w:id="0"/>
-    </w:p>
+    <w:p/>
     <w:sectPr>
       <w:pgSz w:w="11906" w:h="16838"/>
       <w:pgMar w:top="1417" w:right="1417" w:bottom="1417" w:left="1417" w:header="708" w:footer="708" w:gutter="0"/>
@@ -787,7 +811,7 @@
 </file>
 
 <file path=word/styles.xml><?xml version="1.0" encoding="utf-8"?>
-<w:styles xmlns:mc="http://schemas.openxmlformats.org/markup-compatibility/2006" xmlns:r="http://schemas.openxmlformats.org/officeDocument/2006/relationships" xmlns:w="http://schemas.openxmlformats.org/wordprocessingml/2006/main" xmlns:w14="http://schemas.microsoft.com/office/word/2010/wordml" xmlns:w15="http://schemas.microsoft.com/office/word/2012/wordml" xmlns:w16se="http://schemas.microsoft.com/office/word/2015/wordml/symex" mc:Ignorable="w14 w15 w16se">
+<w:styles xmlns:mc="http://schemas.openxmlformats.org/markup-compatibility/2006" xmlns:r="http://schemas.openxmlformats.org/officeDocument/2006/relationships" xmlns:w="http://schemas.openxmlformats.org/wordprocessingml/2006/main" xmlns:w14="http://schemas.microsoft.com/office/word/2010/wordml" xmlns:w15="http://schemas.microsoft.com/office/word/2012/wordml" xmlns:w16cex="http://schemas.microsoft.com/office/word/2018/wordml/cex" xmlns:w16cid="http://schemas.microsoft.com/office/word/2016/wordml/cid" xmlns:w16="http://schemas.microsoft.com/office/word/2018/wordml" xmlns:w16du="http://schemas.microsoft.com/office/word/2023/wordml/word16du" xmlns:w16sdtdh="http://schemas.microsoft.com/office/word/2020/wordml/sdtdatahash" xmlns:w16sdtfl="http://schemas.microsoft.com/office/word/2024/wordml/sdtformatlock" xmlns:w16se="http://schemas.microsoft.com/office/word/2015/wordml/symex" mc:Ignorable="w14 w15 w16se w16cid w16 w16cex w16sdtdh w16sdtfl w16du">
   <w:docDefaults>
     <w:rPrDefault>
       <w:rPr>
@@ -805,7 +829,7 @@
       </w:pPr>
     </w:pPrDefault>
   </w:docDefaults>
-  <w:latentStyles w:defLockedState="0" w:defUIPriority="99" w:defSemiHidden="0" w:defUnhideWhenUsed="0" w:defQFormat="0" w:count="371">
+  <w:latentStyles w:defLockedState="0" w:defUIPriority="99" w:defSemiHidden="0" w:defUnhideWhenUsed="0" w:defQFormat="0" w:count="376">
     <w:lsdException w:name="Normal" w:uiPriority="0" w:qFormat="1"/>
     <w:lsdException w:name="heading 1" w:uiPriority="9" w:qFormat="1"/>
     <w:lsdException w:name="heading 2" w:semiHidden="1" w:uiPriority="9" w:unhideWhenUsed="1" w:qFormat="1"/>
@@ -1177,6 +1201,11 @@
     <w:lsdException w:name="List Table 5 Dark Accent 6" w:uiPriority="50"/>
     <w:lsdException w:name="List Table 6 Colorful Accent 6" w:uiPriority="51"/>
     <w:lsdException w:name="List Table 7 Colorful Accent 6" w:uiPriority="52"/>
+    <w:lsdException w:name="Mention" w:semiHidden="1" w:unhideWhenUsed="1"/>
+    <w:lsdException w:name="Smart Hyperlink" w:semiHidden="1" w:unhideWhenUsed="1"/>
+    <w:lsdException w:name="Hashtag" w:semiHidden="1" w:unhideWhenUsed="1"/>
+    <w:lsdException w:name="Unresolved Mention" w:semiHidden="1" w:unhideWhenUsed="1"/>
+    <w:lsdException w:name="Smart Link" w:semiHidden="1" w:unhideWhenUsed="1"/>
   </w:latentStyles>
   <w:style w:type="paragraph" w:default="1" w:styleId="Norml">
     <w:name w:val="Normal"/>
